--- a/classes/biofisica/termodinamica/res/taller-termodinamica-solucionario-simple.docx
+++ b/classes/biofisica/termodinamica/res/taller-termodinamica-solucionario-simple.docx
@@ -120,9 +120,9 @@
           <w:sz w:val="19"/>
           <w:szCs w:val="19"/>
         </w:rPr>
-        <w:t>mol·K</w:t>
-      </w:r>
-      <w:proofErr w:type="spellEnd"/>
+        <w:t>mol·</w:t>
+      </w:r>
+      <w:proofErr w:type="gramStart"/>
       <w:r>
         <w:rPr>
           <w:i/>
@@ -130,9 +130,9 @@
           <w:sz w:val="19"/>
           <w:szCs w:val="19"/>
         </w:rPr>
-        <w:t xml:space="preserve">)  ·  </w:t>
-      </w:r>
-      <w:proofErr w:type="spellStart"/>
+        <w:t>K</w:t>
+      </w:r>
+      <w:proofErr w:type="spellEnd"/>
       <w:r>
         <w:rPr>
           <w:i/>
@@ -140,9 +140,9 @@
           <w:sz w:val="19"/>
           <w:szCs w:val="19"/>
         </w:rPr>
-        <w:t>Cv</w:t>
-      </w:r>
-      <w:proofErr w:type="spellEnd"/>
+        <w:t>)  ·</w:t>
+      </w:r>
+      <w:proofErr w:type="gramEnd"/>
       <w:r>
         <w:rPr>
           <w:i/>
@@ -150,7 +150,7 @@
           <w:sz w:val="19"/>
           <w:szCs w:val="19"/>
         </w:rPr>
-        <w:t xml:space="preserve"> = 20.8 J/(</w:t>
+        <w:t xml:space="preserve">  </w:t>
       </w:r>
       <w:proofErr w:type="spellStart"/>
       <w:r>
@@ -160,7 +160,7 @@
           <w:sz w:val="19"/>
           <w:szCs w:val="19"/>
         </w:rPr>
-        <w:t>mol·K</w:t>
+        <w:t>Cv</w:t>
       </w:r>
       <w:proofErr w:type="spellEnd"/>
       <w:r>
@@ -170,7 +170,7 @@
           <w:sz w:val="19"/>
           <w:szCs w:val="19"/>
         </w:rPr>
-        <w:t xml:space="preserve">)  ·  </w:t>
+        <w:t xml:space="preserve"> = 20.8 J/(</w:t>
       </w:r>
       <w:proofErr w:type="spellStart"/>
       <w:r>
@@ -180,9 +180,9 @@
           <w:sz w:val="19"/>
           <w:szCs w:val="19"/>
         </w:rPr>
-        <w:t>Cp</w:t>
-      </w:r>
-      <w:proofErr w:type="spellEnd"/>
+        <w:t>mol·</w:t>
+      </w:r>
+      <w:proofErr w:type="gramStart"/>
       <w:r>
         <w:rPr>
           <w:i/>
@@ -190,9 +190,9 @@
           <w:sz w:val="19"/>
           <w:szCs w:val="19"/>
         </w:rPr>
-        <w:t xml:space="preserve"> = 29.1 J/(</w:t>
-      </w:r>
-      <w:proofErr w:type="spellStart"/>
+        <w:t>K</w:t>
+      </w:r>
+      <w:proofErr w:type="spellEnd"/>
       <w:r>
         <w:rPr>
           <w:i/>
@@ -200,9 +200,9 @@
           <w:sz w:val="19"/>
           <w:szCs w:val="19"/>
         </w:rPr>
-        <w:t>mol·K</w:t>
-      </w:r>
-      <w:proofErr w:type="spellEnd"/>
+        <w:t>)  ·</w:t>
+      </w:r>
+      <w:proofErr w:type="gramEnd"/>
       <w:r>
         <w:rPr>
           <w:i/>
@@ -210,7 +210,67 @@
           <w:sz w:val="19"/>
           <w:szCs w:val="19"/>
         </w:rPr>
-        <w:t>)  ·  Convenio de signos: Q = ΔU + W, donde W es el trabajo realizado por el gas (expansión W &gt; 0; compresión W &lt; 0).</w:t>
+        <w:t xml:space="preserve">  </w:t>
+      </w:r>
+      <w:proofErr w:type="spellStart"/>
+      <w:r>
+        <w:rPr>
+          <w:i/>
+          <w:iCs/>
+          <w:sz w:val="19"/>
+          <w:szCs w:val="19"/>
+        </w:rPr>
+        <w:t>Cp</w:t>
+      </w:r>
+      <w:proofErr w:type="spellEnd"/>
+      <w:r>
+        <w:rPr>
+          <w:i/>
+          <w:iCs/>
+          <w:sz w:val="19"/>
+          <w:szCs w:val="19"/>
+        </w:rPr>
+        <w:t xml:space="preserve"> = 29.1 J/(</w:t>
+      </w:r>
+      <w:proofErr w:type="spellStart"/>
+      <w:r>
+        <w:rPr>
+          <w:i/>
+          <w:iCs/>
+          <w:sz w:val="19"/>
+          <w:szCs w:val="19"/>
+        </w:rPr>
+        <w:t>mol·</w:t>
+      </w:r>
+      <w:proofErr w:type="gramStart"/>
+      <w:r>
+        <w:rPr>
+          <w:i/>
+          <w:iCs/>
+          <w:sz w:val="19"/>
+          <w:szCs w:val="19"/>
+        </w:rPr>
+        <w:t>K</w:t>
+      </w:r>
+      <w:proofErr w:type="spellEnd"/>
+      <w:r>
+        <w:rPr>
+          <w:i/>
+          <w:iCs/>
+          <w:sz w:val="19"/>
+          <w:szCs w:val="19"/>
+        </w:rPr>
+        <w:t>)  ·</w:t>
+      </w:r>
+      <w:proofErr w:type="gramEnd"/>
+      <w:r>
+        <w:rPr>
+          <w:i/>
+          <w:iCs/>
+          <w:sz w:val="19"/>
+          <w:szCs w:val="19"/>
+        </w:rPr>
+        <w:t xml:space="preserve">  Convenio de signos: Q = ΔU + W, donde W es el trabajo realizado por el gas (expansión W &gt; 0; compresión W &lt; 0).</w:t>
       </w:r>
     </w:p>
     <w:p>
@@ -471,7 +531,25 @@
           <w:sz w:val="19"/>
           <w:szCs w:val="19"/>
         </w:rPr>
-        <w:t xml:space="preserve">[P·ΔV] = Pa·m³ = (N/m²)·m³ = </w:t>
+        <w:t>[P·ΔV] = Pa·m³ = (N/m</w:t>
+      </w:r>
+      <w:proofErr w:type="gramStart"/>
+      <w:r>
+        <w:rPr>
+          <w:rFonts w:ascii="Courier New" w:eastAsia="Courier New" w:hAnsi="Courier New" w:cs="Courier New"/>
+          <w:sz w:val="19"/>
+          <w:szCs w:val="19"/>
+        </w:rPr>
+        <w:t>²)·</w:t>
+      </w:r>
+      <w:proofErr w:type="gramEnd"/>
+      <w:r>
+        <w:rPr>
+          <w:rFonts w:ascii="Courier New" w:eastAsia="Courier New" w:hAnsi="Courier New" w:cs="Courier New"/>
+          <w:sz w:val="19"/>
+          <w:szCs w:val="19"/>
+        </w:rPr>
+        <w:t xml:space="preserve">m³ = </w:t>
       </w:r>
       <w:proofErr w:type="spellStart"/>
       <w:r>
@@ -579,31 +657,77 @@
         <w:spacing w:before="50" w:after="50"/>
         <w:ind w:left="284"/>
       </w:pPr>
-      <w:r>
-        <w:rPr>
-          <w:rFonts w:ascii="Courier New" w:eastAsia="Courier New" w:hAnsi="Courier New" w:cs="Courier New"/>
-          <w:sz w:val="19"/>
-          <w:szCs w:val="19"/>
-        </w:rPr>
-        <w:t xml:space="preserve">W  = </w:t>
-      </w:r>
-      <w:proofErr w:type="spellStart"/>
-      <w:r>
-        <w:rPr>
-          <w:rFonts w:ascii="Courier New" w:eastAsia="Courier New" w:hAnsi="Courier New" w:cs="Courier New"/>
-          <w:sz w:val="19"/>
-          <w:szCs w:val="19"/>
-        </w:rPr>
-        <w:t>n·R·ΔT</w:t>
-      </w:r>
-      <w:proofErr w:type="spellEnd"/>
-      <w:r>
-        <w:rPr>
-          <w:rFonts w:ascii="Courier New" w:eastAsia="Courier New" w:hAnsi="Courier New" w:cs="Courier New"/>
-          <w:sz w:val="19"/>
-          <w:szCs w:val="19"/>
-        </w:rPr>
-        <w:t xml:space="preserve">  = (0.5)(8.314)(120) = 498.8 J</w:t>
+      <w:proofErr w:type="gramStart"/>
+      <w:r>
+        <w:rPr>
+          <w:rFonts w:ascii="Courier New" w:eastAsia="Courier New" w:hAnsi="Courier New" w:cs="Courier New"/>
+          <w:sz w:val="19"/>
+          <w:szCs w:val="19"/>
+        </w:rPr>
+        <w:t>W  =</w:t>
+      </w:r>
+      <w:proofErr w:type="gramEnd"/>
+      <w:r>
+        <w:rPr>
+          <w:rFonts w:ascii="Courier New" w:eastAsia="Courier New" w:hAnsi="Courier New" w:cs="Courier New"/>
+          <w:sz w:val="19"/>
+          <w:szCs w:val="19"/>
+        </w:rPr>
+        <w:t xml:space="preserve"> </w:t>
+      </w:r>
+      <w:proofErr w:type="spellStart"/>
+      <w:r>
+        <w:rPr>
+          <w:rFonts w:ascii="Courier New" w:eastAsia="Courier New" w:hAnsi="Courier New" w:cs="Courier New"/>
+          <w:sz w:val="19"/>
+          <w:szCs w:val="19"/>
+        </w:rPr>
+        <w:t>n·R·Δ</w:t>
+      </w:r>
+      <w:proofErr w:type="gramStart"/>
+      <w:r>
+        <w:rPr>
+          <w:rFonts w:ascii="Courier New" w:eastAsia="Courier New" w:hAnsi="Courier New" w:cs="Courier New"/>
+          <w:sz w:val="19"/>
+          <w:szCs w:val="19"/>
+        </w:rPr>
+        <w:t>T</w:t>
+      </w:r>
+      <w:proofErr w:type="spellEnd"/>
+      <w:r>
+        <w:rPr>
+          <w:rFonts w:ascii="Courier New" w:eastAsia="Courier New" w:hAnsi="Courier New" w:cs="Courier New"/>
+          <w:sz w:val="19"/>
+          <w:szCs w:val="19"/>
+        </w:rPr>
+        <w:t xml:space="preserve">  =</w:t>
+      </w:r>
+      <w:proofErr w:type="gramEnd"/>
+      <w:r>
+        <w:rPr>
+          <w:rFonts w:ascii="Courier New" w:eastAsia="Courier New" w:hAnsi="Courier New" w:cs="Courier New"/>
+          <w:sz w:val="19"/>
+          <w:szCs w:val="19"/>
+        </w:rPr>
+        <w:t xml:space="preserve"> (</w:t>
+      </w:r>
+      <w:proofErr w:type="gramStart"/>
+      <w:r>
+        <w:rPr>
+          <w:rFonts w:ascii="Courier New" w:eastAsia="Courier New" w:hAnsi="Courier New" w:cs="Courier New"/>
+          <w:sz w:val="19"/>
+          <w:szCs w:val="19"/>
+        </w:rPr>
+        <w:t>0.5)(8.314)(</w:t>
+      </w:r>
+      <w:proofErr w:type="gramEnd"/>
+      <w:r>
+        <w:rPr>
+          <w:rFonts w:ascii="Courier New" w:eastAsia="Courier New" w:hAnsi="Courier New" w:cs="Courier New"/>
+          <w:sz w:val="19"/>
+          <w:szCs w:val="19"/>
+        </w:rPr>
+        <w:t>120) = 498.8 J</w:t>
       </w:r>
     </w:p>
     <w:p>
@@ -635,7 +759,43 @@
           <w:sz w:val="19"/>
           <w:szCs w:val="19"/>
         </w:rPr>
-        <w:t xml:space="preserve"> = (0.5)(20.8)(120)  = 1248 J</w:t>
+        <w:t xml:space="preserve"> = (</w:t>
+      </w:r>
+      <w:proofErr w:type="gramStart"/>
+      <w:r>
+        <w:rPr>
+          <w:rFonts w:ascii="Courier New" w:eastAsia="Courier New" w:hAnsi="Courier New" w:cs="Courier New"/>
+          <w:sz w:val="19"/>
+          <w:szCs w:val="19"/>
+        </w:rPr>
+        <w:t>0.5)(20.8)(</w:t>
+      </w:r>
+      <w:proofErr w:type="gramEnd"/>
+      <w:r>
+        <w:rPr>
+          <w:rFonts w:ascii="Courier New" w:eastAsia="Courier New" w:hAnsi="Courier New" w:cs="Courier New"/>
+          <w:sz w:val="19"/>
+          <w:szCs w:val="19"/>
+        </w:rPr>
+        <w:t>120</w:t>
+      </w:r>
+      <w:proofErr w:type="gramStart"/>
+      <w:r>
+        <w:rPr>
+          <w:rFonts w:ascii="Courier New" w:eastAsia="Courier New" w:hAnsi="Courier New" w:cs="Courier New"/>
+          <w:sz w:val="19"/>
+          <w:szCs w:val="19"/>
+        </w:rPr>
+        <w:t>)  =</w:t>
+      </w:r>
+      <w:proofErr w:type="gramEnd"/>
+      <w:r>
+        <w:rPr>
+          <w:rFonts w:ascii="Courier New" w:eastAsia="Courier New" w:hAnsi="Courier New" w:cs="Courier New"/>
+          <w:sz w:val="19"/>
+          <w:szCs w:val="19"/>
+        </w:rPr>
+        <w:t xml:space="preserve"> 1248 J</w:t>
       </w:r>
     </w:p>
     <w:p>
@@ -643,13 +803,23 @@
         <w:spacing w:before="50" w:after="50"/>
         <w:ind w:left="284"/>
       </w:pPr>
-      <w:r>
-        <w:rPr>
-          <w:rFonts w:ascii="Courier New" w:eastAsia="Courier New" w:hAnsi="Courier New" w:cs="Courier New"/>
-          <w:sz w:val="19"/>
-          <w:szCs w:val="19"/>
-        </w:rPr>
-        <w:t xml:space="preserve">Q  = </w:t>
+      <w:proofErr w:type="gramStart"/>
+      <w:r>
+        <w:rPr>
+          <w:rFonts w:ascii="Courier New" w:eastAsia="Courier New" w:hAnsi="Courier New" w:cs="Courier New"/>
+          <w:sz w:val="19"/>
+          <w:szCs w:val="19"/>
+        </w:rPr>
+        <w:t>Q  =</w:t>
+      </w:r>
+      <w:proofErr w:type="gramEnd"/>
+      <w:r>
+        <w:rPr>
+          <w:rFonts w:ascii="Courier New" w:eastAsia="Courier New" w:hAnsi="Courier New" w:cs="Courier New"/>
+          <w:sz w:val="19"/>
+          <w:szCs w:val="19"/>
+        </w:rPr>
+        <w:t xml:space="preserve"> </w:t>
       </w:r>
       <w:proofErr w:type="spellStart"/>
       <w:r>
@@ -667,7 +837,43 @@
           <w:sz w:val="19"/>
           <w:szCs w:val="19"/>
         </w:rPr>
-        <w:t xml:space="preserve"> = (0.5)(29.1)(120)  = 1746 J</w:t>
+        <w:t xml:space="preserve"> = (</w:t>
+      </w:r>
+      <w:proofErr w:type="gramStart"/>
+      <w:r>
+        <w:rPr>
+          <w:rFonts w:ascii="Courier New" w:eastAsia="Courier New" w:hAnsi="Courier New" w:cs="Courier New"/>
+          <w:sz w:val="19"/>
+          <w:szCs w:val="19"/>
+        </w:rPr>
+        <w:t>0.5)(29.1)(</w:t>
+      </w:r>
+      <w:proofErr w:type="gramEnd"/>
+      <w:r>
+        <w:rPr>
+          <w:rFonts w:ascii="Courier New" w:eastAsia="Courier New" w:hAnsi="Courier New" w:cs="Courier New"/>
+          <w:sz w:val="19"/>
+          <w:szCs w:val="19"/>
+        </w:rPr>
+        <w:t>120</w:t>
+      </w:r>
+      <w:proofErr w:type="gramStart"/>
+      <w:r>
+        <w:rPr>
+          <w:rFonts w:ascii="Courier New" w:eastAsia="Courier New" w:hAnsi="Courier New" w:cs="Courier New"/>
+          <w:sz w:val="19"/>
+          <w:szCs w:val="19"/>
+        </w:rPr>
+        <w:t>)  =</w:t>
+      </w:r>
+      <w:proofErr w:type="gramEnd"/>
+      <w:r>
+        <w:rPr>
+          <w:rFonts w:ascii="Courier New" w:eastAsia="Courier New" w:hAnsi="Courier New" w:cs="Courier New"/>
+          <w:sz w:val="19"/>
+          <w:szCs w:val="19"/>
+        </w:rPr>
+        <w:t xml:space="preserve"> 1746 J</w:t>
       </w:r>
     </w:p>
     <w:p>
@@ -814,7 +1020,15 @@
       </w:r>
       <w:proofErr w:type="spellEnd"/>
       <w:r>
-        <w:t>. Si las paredes son rígidas, el gas empuja pero la frontera no se desplaza (</w:t>
+        <w:t xml:space="preserve">. Si las paredes son rígidas, el gas </w:t>
+      </w:r>
+      <w:proofErr w:type="gramStart"/>
+      <w:r>
+        <w:t>empuja</w:t>
+      </w:r>
+      <w:proofErr w:type="gramEnd"/>
+      <w:r>
+        <w:t xml:space="preserve"> pero la frontera no se desplaza (</w:t>
       </w:r>
       <w:proofErr w:type="spellStart"/>
       <w:r>
@@ -938,7 +1152,25 @@
           <w:sz w:val="19"/>
           <w:szCs w:val="19"/>
         </w:rPr>
-        <w:t xml:space="preserve">     P₁/T₁ = P₂/T₂  (Gay-Lussac)</w:t>
+        <w:t xml:space="preserve">     P₁/T₁ = P₂/T</w:t>
+      </w:r>
+      <w:proofErr w:type="gramStart"/>
+      <w:r>
+        <w:rPr>
+          <w:rFonts w:ascii="Courier New" w:eastAsia="Courier New" w:hAnsi="Courier New" w:cs="Courier New"/>
+          <w:sz w:val="19"/>
+          <w:szCs w:val="19"/>
+        </w:rPr>
+        <w:t>₂  (</w:t>
+      </w:r>
+      <w:proofErr w:type="gramEnd"/>
+      <w:r>
+        <w:rPr>
+          <w:rFonts w:ascii="Courier New" w:eastAsia="Courier New" w:hAnsi="Courier New" w:cs="Courier New"/>
+          <w:sz w:val="19"/>
+          <w:szCs w:val="19"/>
+        </w:rPr>
+        <w:t>Gay-Lussac)</w:t>
       </w:r>
     </w:p>
     <w:p>
@@ -953,7 +1185,15 @@
         <w:t>Respuesta: B.</w:t>
       </w:r>
       <w:r>
-        <w:t xml:space="preserve"> El volumen es constante porque el recipiente es rígido; la presión y la temperatura aumentan juntas. A describe un proceso isobárico, C uno isotérmico y D es falsa porque el recipiente no deja pasar materia pero sí calor.</w:t>
+        <w:t xml:space="preserve"> El volumen es constante porque el recipiente es rígido; la presión y la temperatura aumentan juntas. A describe un proceso isobárico, C uno isotérmico y D es falsa porque el recipiente no deja pasar </w:t>
+      </w:r>
+      <w:proofErr w:type="gramStart"/>
+      <w:r>
+        <w:t>materia</w:t>
+      </w:r>
+      <w:proofErr w:type="gramEnd"/>
+      <w:r>
+        <w:t xml:space="preserve"> pero sí calor.</w:t>
       </w:r>
     </w:p>
     <w:p>
@@ -967,7 +1207,25 @@
           <w:sz w:val="19"/>
           <w:szCs w:val="19"/>
         </w:rPr>
-        <w:t xml:space="preserve">P₂ = P₁·(T₂/T₁) = (1.5×10⁵)(375/300) = 1.875×10⁵ </w:t>
+        <w:t>P₂ = P₁·(T₂/T₁) = (1.5×10</w:t>
+      </w:r>
+      <w:proofErr w:type="gramStart"/>
+      <w:r>
+        <w:rPr>
+          <w:rFonts w:ascii="Courier New" w:eastAsia="Courier New" w:hAnsi="Courier New" w:cs="Courier New"/>
+          <w:sz w:val="19"/>
+          <w:szCs w:val="19"/>
+        </w:rPr>
+        <w:t>⁵)(</w:t>
+      </w:r>
+      <w:proofErr w:type="gramEnd"/>
+      <w:r>
+        <w:rPr>
+          <w:rFonts w:ascii="Courier New" w:eastAsia="Courier New" w:hAnsi="Courier New" w:cs="Courier New"/>
+          <w:sz w:val="19"/>
+          <w:szCs w:val="19"/>
+        </w:rPr>
+        <w:t xml:space="preserve">375/300) = 1.875×10⁵ </w:t>
       </w:r>
       <w:proofErr w:type="spellStart"/>
       <w:r>
@@ -1009,7 +1267,25 @@
           <w:sz w:val="19"/>
           <w:szCs w:val="19"/>
         </w:rPr>
-        <w:t xml:space="preserve"> = (0.08)(20.8)(75) = 124.8 J     W = 0</w:t>
+        <w:t xml:space="preserve"> = (</w:t>
+      </w:r>
+      <w:proofErr w:type="gramStart"/>
+      <w:r>
+        <w:rPr>
+          <w:rFonts w:ascii="Courier New" w:eastAsia="Courier New" w:hAnsi="Courier New" w:cs="Courier New"/>
+          <w:sz w:val="19"/>
+          <w:szCs w:val="19"/>
+        </w:rPr>
+        <w:t>0.08)(20.8)(</w:t>
+      </w:r>
+      <w:proofErr w:type="gramEnd"/>
+      <w:r>
+        <w:rPr>
+          <w:rFonts w:ascii="Courier New" w:eastAsia="Courier New" w:hAnsi="Courier New" w:cs="Courier New"/>
+          <w:sz w:val="19"/>
+          <w:szCs w:val="19"/>
+        </w:rPr>
+        <w:t>75) = 124.8 J     W = 0</w:t>
       </w:r>
     </w:p>
     <w:p>
@@ -1078,16 +1354,9 @@
     </w:p>
     <w:p>
       <w:pPr>
-        <w:spacing w:after="80"/>
-      </w:pPr>
-      <w:r>
-        <w:t>Nota: con rigor, dentro de la olla coexisten agua líquida y vapor, y lo que fija la temperatura de cocción es el aumento del punto de ebullición con la presión. También es válida la respuesta que mencione esto.</w:t>
-      </w:r>
-    </w:p>
-    <w:p>
-      <w:pPr>
         <w:keepNext/>
         <w:spacing w:before="220" w:after="70"/>
+        <w:ind w:left="1416" w:hanging="1416"/>
       </w:pPr>
       <w:r>
         <w:rPr>
@@ -1184,25 +1453,61 @@
           <w:sz w:val="19"/>
           <w:szCs w:val="19"/>
         </w:rPr>
-        <w:t>(V₂/V₁)     ΔU = 0   |R|=J/(</w:t>
-      </w:r>
-      <w:proofErr w:type="spellStart"/>
-      <w:r>
-        <w:rPr>
-          <w:rFonts w:ascii="Courier New" w:eastAsia="Courier New" w:hAnsi="Courier New" w:cs="Courier New"/>
-          <w:sz w:val="19"/>
-          <w:szCs w:val="19"/>
-        </w:rPr>
-        <w:t>mol·K</w:t>
-      </w:r>
-      <w:proofErr w:type="spellEnd"/>
-      <w:r>
-        <w:rPr>
-          <w:rFonts w:ascii="Courier New" w:eastAsia="Courier New" w:hAnsi="Courier New" w:cs="Courier New"/>
-          <w:sz w:val="19"/>
-          <w:szCs w:val="19"/>
-        </w:rPr>
-        <w:t>)  |n|=mol</w:t>
+        <w:t>(V₂/V</w:t>
+      </w:r>
+      <w:proofErr w:type="gramStart"/>
+      <w:r>
+        <w:rPr>
+          <w:rFonts w:ascii="Courier New" w:eastAsia="Courier New" w:hAnsi="Courier New" w:cs="Courier New"/>
+          <w:sz w:val="19"/>
+          <w:szCs w:val="19"/>
+        </w:rPr>
+        <w:t xml:space="preserve">₁)   </w:t>
+      </w:r>
+      <w:proofErr w:type="gramEnd"/>
+      <w:r>
+        <w:rPr>
+          <w:rFonts w:ascii="Courier New" w:eastAsia="Courier New" w:hAnsi="Courier New" w:cs="Courier New"/>
+          <w:sz w:val="19"/>
+          <w:szCs w:val="19"/>
+        </w:rPr>
+        <w:t xml:space="preserve">  ΔU = 0   |R|=J/(</w:t>
+      </w:r>
+      <w:proofErr w:type="spellStart"/>
+      <w:r>
+        <w:rPr>
+          <w:rFonts w:ascii="Courier New" w:eastAsia="Courier New" w:hAnsi="Courier New" w:cs="Courier New"/>
+          <w:sz w:val="19"/>
+          <w:szCs w:val="19"/>
+        </w:rPr>
+        <w:t>mol·</w:t>
+      </w:r>
+      <w:proofErr w:type="gramStart"/>
+      <w:r>
+        <w:rPr>
+          <w:rFonts w:ascii="Courier New" w:eastAsia="Courier New" w:hAnsi="Courier New" w:cs="Courier New"/>
+          <w:sz w:val="19"/>
+          <w:szCs w:val="19"/>
+        </w:rPr>
+        <w:t>K</w:t>
+      </w:r>
+      <w:proofErr w:type="spellEnd"/>
+      <w:r>
+        <w:rPr>
+          <w:rFonts w:ascii="Courier New" w:eastAsia="Courier New" w:hAnsi="Courier New" w:cs="Courier New"/>
+          <w:sz w:val="19"/>
+          <w:szCs w:val="19"/>
+        </w:rPr>
+        <w:t>)  |</w:t>
+      </w:r>
+      <w:proofErr w:type="gramEnd"/>
+      <w:r>
+        <w:rPr>
+          <w:rFonts w:ascii="Courier New" w:eastAsia="Courier New" w:hAnsi="Courier New" w:cs="Courier New"/>
+          <w:sz w:val="19"/>
+          <w:szCs w:val="19"/>
+        </w:rPr>
+        <w:t>n|=mol</w:t>
       </w:r>
     </w:p>
     <w:p>
@@ -1313,7 +1618,16 @@
           <w:sz w:val="19"/>
           <w:szCs w:val="19"/>
         </w:rPr>
-        <w:t>(V₂/V₁) = (2)(8.314)(300)·</w:t>
+        <w:t>(V₂/V₁) = (</w:t>
+      </w:r>
+      <w:proofErr w:type="gramStart"/>
+      <w:r>
+        <w:rPr>
+          <w:rFonts w:ascii="Courier New" w:eastAsia="Courier New" w:hAnsi="Courier New" w:cs="Courier New"/>
+          <w:sz w:val="19"/>
+          <w:szCs w:val="19"/>
+        </w:rPr>
+        <w:t>2)(8.314)(300)·</w:t>
       </w:r>
       <w:proofErr w:type="spellStart"/>
       <w:r>
@@ -1331,7 +1645,16 @@
           <w:sz w:val="19"/>
           <w:szCs w:val="19"/>
         </w:rPr>
-        <w:t>(0.010/0.050)</w:t>
+        <w:t>(</w:t>
+      </w:r>
+      <w:proofErr w:type="gramEnd"/>
+      <w:r>
+        <w:rPr>
+          <w:rFonts w:ascii="Courier New" w:eastAsia="Courier New" w:hAnsi="Courier New" w:cs="Courier New"/>
+          <w:sz w:val="19"/>
+          <w:szCs w:val="19"/>
+        </w:rPr>
+        <w:t>0.010/0.050)</w:t>
       </w:r>
     </w:p>
     <w:p>
@@ -1345,7 +1668,25 @@
           <w:sz w:val="19"/>
           <w:szCs w:val="19"/>
         </w:rPr>
-        <w:t>W = (4988.4)(−1.6094) = −8028.5 J</w:t>
+        <w:t>W = (</w:t>
+      </w:r>
+      <w:proofErr w:type="gramStart"/>
+      <w:r>
+        <w:rPr>
+          <w:rFonts w:ascii="Courier New" w:eastAsia="Courier New" w:hAnsi="Courier New" w:cs="Courier New"/>
+          <w:sz w:val="19"/>
+          <w:szCs w:val="19"/>
+        </w:rPr>
+        <w:t>4988.4)(</w:t>
+      </w:r>
+      <w:proofErr w:type="gramEnd"/>
+      <w:r>
+        <w:rPr>
+          <w:rFonts w:ascii="Courier New" w:eastAsia="Courier New" w:hAnsi="Courier New" w:cs="Courier New"/>
+          <w:sz w:val="19"/>
+          <w:szCs w:val="19"/>
+        </w:rPr>
+        <w:t>−1.6094) = −8028.5 J</w:t>
       </w:r>
     </w:p>
     <w:p>
@@ -1603,7 +1944,61 @@
           <w:sz w:val="19"/>
           <w:szCs w:val="19"/>
         </w:rPr>
-        <w:t>(T₂−T₁)     T₂ = T₁·(P₂/P₁)^((γ−1)/γ)</w:t>
+        <w:t>(T₂−T</w:t>
+      </w:r>
+      <w:proofErr w:type="gramStart"/>
+      <w:r>
+        <w:rPr>
+          <w:rFonts w:ascii="Courier New" w:eastAsia="Courier New" w:hAnsi="Courier New" w:cs="Courier New"/>
+          <w:sz w:val="19"/>
+          <w:szCs w:val="19"/>
+        </w:rPr>
+        <w:t xml:space="preserve">₁)   </w:t>
+      </w:r>
+      <w:proofErr w:type="gramEnd"/>
+      <w:r>
+        <w:rPr>
+          <w:rFonts w:ascii="Courier New" w:eastAsia="Courier New" w:hAnsi="Courier New" w:cs="Courier New"/>
+          <w:sz w:val="19"/>
+          <w:szCs w:val="19"/>
+        </w:rPr>
+        <w:t xml:space="preserve">  T₂ = T₁·(P₂/P</w:t>
+      </w:r>
+      <w:proofErr w:type="gramStart"/>
+      <w:r>
+        <w:rPr>
+          <w:rFonts w:ascii="Courier New" w:eastAsia="Courier New" w:hAnsi="Courier New" w:cs="Courier New"/>
+          <w:sz w:val="19"/>
+          <w:szCs w:val="19"/>
+        </w:rPr>
+        <w:t>₁)^</w:t>
+      </w:r>
+      <w:proofErr w:type="gramEnd"/>
+      <w:r>
+        <w:rPr>
+          <w:rFonts w:ascii="Courier New" w:eastAsia="Courier New" w:hAnsi="Courier New" w:cs="Courier New"/>
+          <w:sz w:val="19"/>
+          <w:szCs w:val="19"/>
+        </w:rPr>
+        <w:t>((γ−</w:t>
+      </w:r>
+      <w:proofErr w:type="gramStart"/>
+      <w:r>
+        <w:rPr>
+          <w:rFonts w:ascii="Courier New" w:eastAsia="Courier New" w:hAnsi="Courier New" w:cs="Courier New"/>
+          <w:sz w:val="19"/>
+          <w:szCs w:val="19"/>
+        </w:rPr>
+        <w:t>1)/</w:t>
+      </w:r>
+      <w:proofErr w:type="gramEnd"/>
+      <w:r>
+        <w:rPr>
+          <w:rFonts w:ascii="Courier New" w:eastAsia="Courier New" w:hAnsi="Courier New" w:cs="Courier New"/>
+          <w:sz w:val="19"/>
+          <w:szCs w:val="19"/>
+        </w:rPr>
+        <w:t>γ)</w:t>
       </w:r>
     </w:p>
     <w:p>
@@ -1630,7 +2025,43 @@
           <w:sz w:val="19"/>
           <w:szCs w:val="19"/>
         </w:rPr>
-        <w:t>T₂ = 300·(3.5)^(0.4/1.4) = 300·(1.4304) = 429.1 K</w:t>
+        <w:t>T₂ = 300</w:t>
+      </w:r>
+      <w:proofErr w:type="gramStart"/>
+      <w:r>
+        <w:rPr>
+          <w:rFonts w:ascii="Courier New" w:eastAsia="Courier New" w:hAnsi="Courier New" w:cs="Courier New"/>
+          <w:sz w:val="19"/>
+          <w:szCs w:val="19"/>
+        </w:rPr>
+        <w:t>·(3.5)^</w:t>
+      </w:r>
+      <w:proofErr w:type="gramEnd"/>
+      <w:r>
+        <w:rPr>
+          <w:rFonts w:ascii="Courier New" w:eastAsia="Courier New" w:hAnsi="Courier New" w:cs="Courier New"/>
+          <w:sz w:val="19"/>
+          <w:szCs w:val="19"/>
+        </w:rPr>
+        <w:t>(0.4/1.4) = 300</w:t>
+      </w:r>
+      <w:proofErr w:type="gramStart"/>
+      <w:r>
+        <w:rPr>
+          <w:rFonts w:ascii="Courier New" w:eastAsia="Courier New" w:hAnsi="Courier New" w:cs="Courier New"/>
+          <w:sz w:val="19"/>
+          <w:szCs w:val="19"/>
+        </w:rPr>
+        <w:t>·(</w:t>
+      </w:r>
+      <w:proofErr w:type="gramEnd"/>
+      <w:r>
+        <w:rPr>
+          <w:rFonts w:ascii="Courier New" w:eastAsia="Courier New" w:hAnsi="Courier New" w:cs="Courier New"/>
+          <w:sz w:val="19"/>
+          <w:szCs w:val="19"/>
+        </w:rPr>
+        <w:t>1.4304) = 429.1 K</w:t>
       </w:r>
     </w:p>
     <w:p>
@@ -1662,7 +2093,25 @@
           <w:sz w:val="19"/>
           <w:szCs w:val="19"/>
         </w:rPr>
-        <w:t>·(T₂−T₁) = (1)(20.8)(129.1) = +2685 J</w:t>
+        <w:t>·(T₂−T₁) = (</w:t>
+      </w:r>
+      <w:proofErr w:type="gramStart"/>
+      <w:r>
+        <w:rPr>
+          <w:rFonts w:ascii="Courier New" w:eastAsia="Courier New" w:hAnsi="Courier New" w:cs="Courier New"/>
+          <w:sz w:val="19"/>
+          <w:szCs w:val="19"/>
+        </w:rPr>
+        <w:t>1)(20.8)(</w:t>
+      </w:r>
+      <w:proofErr w:type="gramEnd"/>
+      <w:r>
+        <w:rPr>
+          <w:rFonts w:ascii="Courier New" w:eastAsia="Courier New" w:hAnsi="Courier New" w:cs="Courier New"/>
+          <w:sz w:val="19"/>
+          <w:szCs w:val="19"/>
+        </w:rPr>
+        <w:t>129.1) = +2685 J</w:t>
       </w:r>
     </w:p>
     <w:p>
@@ -1767,7 +2216,15 @@
         <w:t>Respuesta: B.</w:t>
       </w:r>
       <w:r>
-        <w:t xml:space="preserve"> Como no hay salida de calor, todo el trabajo del pistón se convierte en energía interna y la temperatura aumenta. A acierta en el signo del trabajo pero no en la conclusión; C confunde adiabático (Q = 0) con isotérmico (T constante); D está invertida: es la compresión rápida la que impide el escape de calor.</w:t>
+        <w:t xml:space="preserve"> Como no hay salida de calor, todo el trabajo del pistón se convierte en energía interna y la temperatura aumenta. A acierta en el signo del </w:t>
+      </w:r>
+      <w:proofErr w:type="gramStart"/>
+      <w:r>
+        <w:t>trabajo</w:t>
+      </w:r>
+      <w:proofErr w:type="gramEnd"/>
+      <w:r>
+        <w:t xml:space="preserve"> pero no en la conclusión; C confunde adiabático (Q = 0) con isotérmico (T constante); D está invertida: es la compresión rápida la que impide el escape de calor.</w:t>
       </w:r>
     </w:p>
     <w:p>
@@ -1836,7 +2293,16 @@
           <w:sz w:val="19"/>
           <w:szCs w:val="19"/>
         </w:rPr>
-        <w:t xml:space="preserve">    →  </w:t>
+        <w:t xml:space="preserve">    </w:t>
+      </w:r>
+      <w:proofErr w:type="gramStart"/>
+      <w:r>
+        <w:rPr>
+          <w:rFonts w:ascii="Courier New" w:eastAsia="Courier New" w:hAnsi="Courier New" w:cs="Courier New"/>
+          <w:sz w:val="19"/>
+          <w:szCs w:val="19"/>
+        </w:rPr>
+        <w:t xml:space="preserve">→  </w:t>
       </w:r>
       <w:proofErr w:type="spellStart"/>
       <w:r>
@@ -1848,6 +2314,7 @@
         <w:t>dP</w:t>
       </w:r>
       <w:proofErr w:type="spellEnd"/>
+      <w:proofErr w:type="gramEnd"/>
       <w:r>
         <w:rPr>
           <w:rFonts w:ascii="Courier New" w:eastAsia="Courier New" w:hAnsi="Courier New" w:cs="Courier New"/>
@@ -1907,6 +2374,7 @@
         <w:t xml:space="preserve"> = </w:t>
       </w:r>
       <w:proofErr w:type="spellStart"/>
+      <w:proofErr w:type="gramStart"/>
       <w:r>
         <w:rPr>
           <w:rFonts w:ascii="Courier New" w:eastAsia="Courier New" w:hAnsi="Courier New" w:cs="Courier New"/>
@@ -1922,7 +2390,16 @@
           <w:sz w:val="19"/>
           <w:szCs w:val="19"/>
         </w:rPr>
-        <w:t xml:space="preserve">  →  </w:t>
+        <w:t xml:space="preserve">  →</w:t>
+      </w:r>
+      <w:proofErr w:type="gramEnd"/>
+      <w:r>
+        <w:rPr>
+          <w:rFonts w:ascii="Courier New" w:eastAsia="Courier New" w:hAnsi="Courier New" w:cs="Courier New"/>
+          <w:sz w:val="19"/>
+          <w:szCs w:val="19"/>
+        </w:rPr>
+        <w:t xml:space="preserve">  </w:t>
       </w:r>
       <w:proofErr w:type="spellStart"/>
       <w:r>
@@ -2184,7 +2661,25 @@
           <w:sz w:val="19"/>
           <w:szCs w:val="19"/>
         </w:rPr>
-        <w:t xml:space="preserve"> = (0.22)(6) = 1.32 W</w:t>
+        <w:t xml:space="preserve"> = (</w:t>
+      </w:r>
+      <w:proofErr w:type="gramStart"/>
+      <w:r>
+        <w:rPr>
+          <w:rFonts w:ascii="Courier New" w:eastAsia="Courier New" w:hAnsi="Courier New" w:cs="Courier New"/>
+          <w:sz w:val="19"/>
+          <w:szCs w:val="19"/>
+        </w:rPr>
+        <w:t>0.22)(</w:t>
+      </w:r>
+      <w:proofErr w:type="gramEnd"/>
+      <w:r>
+        <w:rPr>
+          <w:rFonts w:ascii="Courier New" w:eastAsia="Courier New" w:hAnsi="Courier New" w:cs="Courier New"/>
+          <w:sz w:val="19"/>
+          <w:szCs w:val="19"/>
+        </w:rPr>
+        <w:t>6) = 1.32 W</w:t>
       </w:r>
     </w:p>
     <w:p>
@@ -2976,6 +3471,7 @@
               <w:t xml:space="preserve">Con un flujo de energía puede </w:t>
             </w:r>
             <w:proofErr w:type="spellStart"/>
+            <w:proofErr w:type="gramStart"/>
             <w:r>
               <w:rPr>
                 <w:sz w:val="19"/>
@@ -2984,6 +3480,7 @@
               <w:t>auto-organizarse</w:t>
             </w:r>
             <w:proofErr w:type="spellEnd"/>
+            <w:proofErr w:type="gramEnd"/>
             <w:r>
               <w:rPr>
                 <w:sz w:val="19"/>
@@ -3312,22 +3809,38 @@
           <w:sz w:val="20"/>
           <w:szCs w:val="20"/>
         </w:rPr>
-        <w:t xml:space="preserve">, explica por qué el ecosistema puede organizarse más aunque </w:t>
-      </w:r>
-      <w:proofErr w:type="spellStart"/>
+        <w:t xml:space="preserve">, explica por qué el ecosistema puede organizarse </w:t>
+      </w:r>
+      <w:proofErr w:type="gramStart"/>
       <w:r>
         <w:rPr>
           <w:sz w:val="20"/>
           <w:szCs w:val="20"/>
         </w:rPr>
-        <w:t>diS</w:t>
-      </w:r>
-      <w:proofErr w:type="spellEnd"/>
+        <w:t>más</w:t>
+      </w:r>
+      <w:proofErr w:type="gramEnd"/>
       <w:r>
         <w:rPr>
           <w:sz w:val="20"/>
           <w:szCs w:val="20"/>
         </w:rPr>
+        <w:t xml:space="preserve"> aunque </w:t>
+      </w:r>
+      <w:proofErr w:type="spellStart"/>
+      <w:r>
+        <w:rPr>
+          <w:sz w:val="20"/>
+          <w:szCs w:val="20"/>
+        </w:rPr>
+        <w:t>diS</w:t>
+      </w:r>
+      <w:proofErr w:type="spellEnd"/>
+      <w:r>
+        <w:rPr>
+          <w:sz w:val="20"/>
+          <w:szCs w:val="20"/>
+        </w:rPr>
         <w:t xml:space="preserve"> &gt; 0 siempre. ¿Qué rol cumple el Sol?</w:t>
       </w:r>
     </w:p>
@@ -3406,7 +3919,25 @@
           <w:sz w:val="19"/>
           <w:szCs w:val="19"/>
         </w:rPr>
-        <w:t xml:space="preserve"> &gt; 0 (siempre)     si |</w:t>
+        <w:t xml:space="preserve"> &gt; 0 (</w:t>
+      </w:r>
+      <w:proofErr w:type="gramStart"/>
+      <w:r>
+        <w:rPr>
+          <w:rFonts w:ascii="Courier New" w:eastAsia="Courier New" w:hAnsi="Courier New" w:cs="Courier New"/>
+          <w:sz w:val="19"/>
+          <w:szCs w:val="19"/>
+        </w:rPr>
+        <w:t xml:space="preserve">siempre)   </w:t>
+      </w:r>
+      <w:proofErr w:type="gramEnd"/>
+      <w:r>
+        <w:rPr>
+          <w:rFonts w:ascii="Courier New" w:eastAsia="Courier New" w:hAnsi="Courier New" w:cs="Courier New"/>
+          <w:sz w:val="19"/>
+          <w:szCs w:val="19"/>
+        </w:rPr>
+        <w:t xml:space="preserve">  si |</w:t>
       </w:r>
       <w:proofErr w:type="spellStart"/>
       <w:r>
@@ -3427,6 +3958,7 @@
         <w:t xml:space="preserve">| &gt; </w:t>
       </w:r>
       <w:proofErr w:type="spellStart"/>
+      <w:proofErr w:type="gramStart"/>
       <w:r>
         <w:rPr>
           <w:rFonts w:ascii="Courier New" w:eastAsia="Courier New" w:hAnsi="Courier New" w:cs="Courier New"/>
@@ -3442,7 +3974,16 @@
           <w:sz w:val="19"/>
           <w:szCs w:val="19"/>
         </w:rPr>
-        <w:t xml:space="preserve">  →  </w:t>
+        <w:t xml:space="preserve">  →</w:t>
+      </w:r>
+      <w:proofErr w:type="gramEnd"/>
+      <w:r>
+        <w:rPr>
+          <w:rFonts w:ascii="Courier New" w:eastAsia="Courier New" w:hAnsi="Courier New" w:cs="Courier New"/>
+          <w:sz w:val="19"/>
+          <w:szCs w:val="19"/>
+        </w:rPr>
+        <w:t xml:space="preserve">  </w:t>
       </w:r>
       <w:proofErr w:type="spellStart"/>
       <w:r>
@@ -4461,7 +5002,25 @@
           <w:sz w:val="19"/>
           <w:szCs w:val="19"/>
         </w:rPr>
-        <w:t xml:space="preserve">(Ω)     </w:t>
+        <w:t>(</w:t>
+      </w:r>
+      <w:proofErr w:type="gramStart"/>
+      <w:r>
+        <w:rPr>
+          <w:rFonts w:ascii="Courier New" w:eastAsia="Courier New" w:hAnsi="Courier New" w:cs="Courier New"/>
+          <w:sz w:val="19"/>
+          <w:szCs w:val="19"/>
+        </w:rPr>
+        <w:t xml:space="preserve">Ω)   </w:t>
+      </w:r>
+      <w:proofErr w:type="gramEnd"/>
+      <w:r>
+        <w:rPr>
+          <w:rFonts w:ascii="Courier New" w:eastAsia="Courier New" w:hAnsi="Courier New" w:cs="Courier New"/>
+          <w:sz w:val="19"/>
+          <w:szCs w:val="19"/>
+        </w:rPr>
+        <w:t xml:space="preserve">  </w:t>
       </w:r>
       <w:proofErr w:type="spellStart"/>
       <w:r>
@@ -5938,7 +6497,15 @@
       </w:r>
       <w:proofErr w:type="spellEnd"/>
       <w:r>
-        <w:t>) si la transición sería reversible y qué implicaría para la gestión del ecosistema.</w:t>
+        <w:t xml:space="preserve">) si la transición </w:t>
+      </w:r>
+      <w:proofErr w:type="gramStart"/>
+      <w:r>
+        <w:t>sería</w:t>
+      </w:r>
+      <w:proofErr w:type="gramEnd"/>
+      <w:r>
+        <w:t xml:space="preserve"> reversible y qué implicaría para la gestión del ecosistema.</w:t>
       </w:r>
     </w:p>
     <w:p>
@@ -6008,8 +6575,13 @@
         <w:keepNext/>
         <w:spacing w:after="80"/>
       </w:pPr>
-      <w:r>
-        <w:t xml:space="preserve">14a ) En un humedal urbano, un coro de ranas produce </w:t>
+      <w:proofErr w:type="gramStart"/>
+      <w:r>
+        <w:t>14a )</w:t>
+      </w:r>
+      <w:proofErr w:type="gramEnd"/>
+      <w:r>
+        <w:t xml:space="preserve"> En un humedal urbano, un coro de ranas produce </w:t>
       </w:r>
       <w:r>
         <w:rPr>
@@ -6074,7 +6646,25 @@
           <w:sz w:val="19"/>
           <w:szCs w:val="19"/>
         </w:rPr>
-        <w:t>a) L_T = 10·log(10^6.0 + 10^6.5) = 10·log(4.162×10⁶) = 66.2 dB</w:t>
+        <w:t>a) L_T = 10·</w:t>
+      </w:r>
+      <w:proofErr w:type="gramStart"/>
+      <w:r>
+        <w:rPr>
+          <w:rFonts w:ascii="Courier New" w:eastAsia="Courier New" w:hAnsi="Courier New" w:cs="Courier New"/>
+          <w:sz w:val="19"/>
+          <w:szCs w:val="19"/>
+        </w:rPr>
+        <w:t>log(</w:t>
+      </w:r>
+      <w:proofErr w:type="gramEnd"/>
+      <w:r>
+        <w:rPr>
+          <w:rFonts w:ascii="Courier New" w:eastAsia="Courier New" w:hAnsi="Courier New" w:cs="Courier New"/>
+          <w:sz w:val="19"/>
+          <w:szCs w:val="19"/>
+        </w:rPr>
+        <w:t>10^6.0 + 10^6.5) = 10·log(4.162×10⁶) = 66.2 dB</w:t>
       </w:r>
     </w:p>
     <w:p>
@@ -6092,7 +6682,47 @@
           <w:szCs w:val="19"/>
           <w:lang w:val="en-US"/>
         </w:rPr>
-        <w:t>b) L_T = 10·log(2·10^6.5) = 65 + 10·log(2) = 68.0 dB</w:t>
+        <w:t>b) L_T = 10·</w:t>
+      </w:r>
+      <w:proofErr w:type="gramStart"/>
+      <w:r>
+        <w:rPr>
+          <w:rFonts w:ascii="Courier New" w:eastAsia="Courier New" w:hAnsi="Courier New" w:cs="Courier New"/>
+          <w:sz w:val="19"/>
+          <w:szCs w:val="19"/>
+          <w:lang w:val="en-US"/>
+        </w:rPr>
+        <w:t>log(</w:t>
+      </w:r>
+      <w:proofErr w:type="gramEnd"/>
+      <w:r>
+        <w:rPr>
+          <w:rFonts w:ascii="Courier New" w:eastAsia="Courier New" w:hAnsi="Courier New" w:cs="Courier New"/>
+          <w:sz w:val="19"/>
+          <w:szCs w:val="19"/>
+          <w:lang w:val="en-US"/>
+        </w:rPr>
+        <w:t>2·10^6.5) = 65 + 10·</w:t>
+      </w:r>
+      <w:proofErr w:type="gramStart"/>
+      <w:r>
+        <w:rPr>
+          <w:rFonts w:ascii="Courier New" w:eastAsia="Courier New" w:hAnsi="Courier New" w:cs="Courier New"/>
+          <w:sz w:val="19"/>
+          <w:szCs w:val="19"/>
+          <w:lang w:val="en-US"/>
+        </w:rPr>
+        <w:t>log(</w:t>
+      </w:r>
+      <w:proofErr w:type="gramEnd"/>
+      <w:r>
+        <w:rPr>
+          <w:rFonts w:ascii="Courier New" w:eastAsia="Courier New" w:hAnsi="Courier New" w:cs="Courier New"/>
+          <w:sz w:val="19"/>
+          <w:szCs w:val="19"/>
+          <w:lang w:val="en-US"/>
+        </w:rPr>
+        <w:t>2) = 68.0 dB</w:t>
       </w:r>
     </w:p>
     <w:p>
@@ -6250,7 +6880,25 @@
           <w:sz w:val="19"/>
           <w:szCs w:val="19"/>
         </w:rPr>
-        <w:t>r = r₁·10^((L₁−L₂)/20)</w:t>
+        <w:t>r = r₁·10^((L₁−L</w:t>
+      </w:r>
+      <w:proofErr w:type="gramStart"/>
+      <w:r>
+        <w:rPr>
+          <w:rFonts w:ascii="Courier New" w:eastAsia="Courier New" w:hAnsi="Courier New" w:cs="Courier New"/>
+          <w:sz w:val="19"/>
+          <w:szCs w:val="19"/>
+        </w:rPr>
+        <w:t>₂)/</w:t>
+      </w:r>
+      <w:proofErr w:type="gramEnd"/>
+      <w:r>
+        <w:rPr>
+          <w:rFonts w:ascii="Courier New" w:eastAsia="Courier New" w:hAnsi="Courier New" w:cs="Courier New"/>
+          <w:sz w:val="19"/>
+          <w:szCs w:val="19"/>
+        </w:rPr>
+        <w:t>20)</w:t>
       </w:r>
     </w:p>
     <w:p>
@@ -6264,7 +6912,43 @@
           <w:sz w:val="19"/>
           <w:szCs w:val="19"/>
         </w:rPr>
-        <w:t>a) r = 10^((100−55)/20) = 10^2.25 = 177.8 m</w:t>
+        <w:t>a) r = 10</w:t>
+      </w:r>
+      <w:proofErr w:type="gramStart"/>
+      <w:r>
+        <w:rPr>
+          <w:rFonts w:ascii="Courier New" w:eastAsia="Courier New" w:hAnsi="Courier New" w:cs="Courier New"/>
+          <w:sz w:val="19"/>
+          <w:szCs w:val="19"/>
+        </w:rPr>
+        <w:t>^(</w:t>
+      </w:r>
+      <w:proofErr w:type="gramEnd"/>
+      <w:r>
+        <w:rPr>
+          <w:rFonts w:ascii="Courier New" w:eastAsia="Courier New" w:hAnsi="Courier New" w:cs="Courier New"/>
+          <w:sz w:val="19"/>
+          <w:szCs w:val="19"/>
+        </w:rPr>
+        <w:t>(100−</w:t>
+      </w:r>
+      <w:proofErr w:type="gramStart"/>
+      <w:r>
+        <w:rPr>
+          <w:rFonts w:ascii="Courier New" w:eastAsia="Courier New" w:hAnsi="Courier New" w:cs="Courier New"/>
+          <w:sz w:val="19"/>
+          <w:szCs w:val="19"/>
+        </w:rPr>
+        <w:t>55)/</w:t>
+      </w:r>
+      <w:proofErr w:type="gramEnd"/>
+      <w:r>
+        <w:rPr>
+          <w:rFonts w:ascii="Courier New" w:eastAsia="Courier New" w:hAnsi="Courier New" w:cs="Courier New"/>
+          <w:sz w:val="19"/>
+          <w:szCs w:val="19"/>
+        </w:rPr>
+        <w:t>20) = 10^2.25 = 177.8 m</w:t>
       </w:r>
     </w:p>
     <w:p>
@@ -6278,7 +6962,43 @@
           <w:sz w:val="19"/>
           <w:szCs w:val="19"/>
         </w:rPr>
-        <w:t>b) r = 10^((100−45)/20) = 10^2.75 = 562.3 m</w:t>
+        <w:t>b) r = 10</w:t>
+      </w:r>
+      <w:proofErr w:type="gramStart"/>
+      <w:r>
+        <w:rPr>
+          <w:rFonts w:ascii="Courier New" w:eastAsia="Courier New" w:hAnsi="Courier New" w:cs="Courier New"/>
+          <w:sz w:val="19"/>
+          <w:szCs w:val="19"/>
+        </w:rPr>
+        <w:t>^(</w:t>
+      </w:r>
+      <w:proofErr w:type="gramEnd"/>
+      <w:r>
+        <w:rPr>
+          <w:rFonts w:ascii="Courier New" w:eastAsia="Courier New" w:hAnsi="Courier New" w:cs="Courier New"/>
+          <w:sz w:val="19"/>
+          <w:szCs w:val="19"/>
+        </w:rPr>
+        <w:t>(100−</w:t>
+      </w:r>
+      <w:proofErr w:type="gramStart"/>
+      <w:r>
+        <w:rPr>
+          <w:rFonts w:ascii="Courier New" w:eastAsia="Courier New" w:hAnsi="Courier New" w:cs="Courier New"/>
+          <w:sz w:val="19"/>
+          <w:szCs w:val="19"/>
+        </w:rPr>
+        <w:t>45)/</w:t>
+      </w:r>
+      <w:proofErr w:type="gramEnd"/>
+      <w:r>
+        <w:rPr>
+          <w:rFonts w:ascii="Courier New" w:eastAsia="Courier New" w:hAnsi="Courier New" w:cs="Courier New"/>
+          <w:sz w:val="19"/>
+          <w:szCs w:val="19"/>
+        </w:rPr>
+        <w:t>20) = 10^2.75 = 562.3 m</w:t>
       </w:r>
     </w:p>
     <w:p>
@@ -6293,7 +7013,43 @@
           <w:szCs w:val="19"/>
         </w:rPr>
         <w:lastRenderedPageBreak/>
-        <w:t>c) r = 10^((100−40)/20) = 10^3    = 1000 m</w:t>
+        <w:t>c) r = 10</w:t>
+      </w:r>
+      <w:proofErr w:type="gramStart"/>
+      <w:r>
+        <w:rPr>
+          <w:rFonts w:ascii="Courier New" w:eastAsia="Courier New" w:hAnsi="Courier New" w:cs="Courier New"/>
+          <w:sz w:val="19"/>
+          <w:szCs w:val="19"/>
+        </w:rPr>
+        <w:t>^(</w:t>
+      </w:r>
+      <w:proofErr w:type="gramEnd"/>
+      <w:r>
+        <w:rPr>
+          <w:rFonts w:ascii="Courier New" w:eastAsia="Courier New" w:hAnsi="Courier New" w:cs="Courier New"/>
+          <w:sz w:val="19"/>
+          <w:szCs w:val="19"/>
+        </w:rPr>
+        <w:t>(100−</w:t>
+      </w:r>
+      <w:proofErr w:type="gramStart"/>
+      <w:r>
+        <w:rPr>
+          <w:rFonts w:ascii="Courier New" w:eastAsia="Courier New" w:hAnsi="Courier New" w:cs="Courier New"/>
+          <w:sz w:val="19"/>
+          <w:szCs w:val="19"/>
+        </w:rPr>
+        <w:t>40)/</w:t>
+      </w:r>
+      <w:proofErr w:type="gramEnd"/>
+      <w:r>
+        <w:rPr>
+          <w:rFonts w:ascii="Courier New" w:eastAsia="Courier New" w:hAnsi="Courier New" w:cs="Courier New"/>
+          <w:sz w:val="19"/>
+          <w:szCs w:val="19"/>
+        </w:rPr>
+        <w:t>20) = 10^3    = 1000 m</w:t>
       </w:r>
     </w:p>
     <w:p>
